--- a/secoes/04_Desempenho_Perdas_Validacao/equacoes/Quadro_Equacoes_Secao_04.docx
+++ b/secoes/04_Desempenho_Perdas_Validacao/equacoes/Quadro_Equacoes_Secao_04.docx
@@ -22,12 +22,17 @@
     </w:p>
     <w:p>
       <w:r>
-        <w:t>Este inventário organiza 30 relações numeradas: 16 do núcleo já escrito no notebook e 14 de apoio, verificadas no código. Usar a coluna de inserção para distribuir a redação e manter os IDs nas referências cruzadas.</w:t>
+        <w:t>Este inventário organiza 30 relações numeradas: 16 escritas nas células de método do notebook e 14 complementares explicitadas a partir do código. Usar a coluna de inserção para distribuir a redação e manter os IDs nas referências cruzadas.</w:t>
       </w:r>
     </w:p>
     <w:p>
       <w:r>
-        <w:t>Cada linha conta uma relação. Constantes e parâmetros não entram nessa contagem. Os itens N constituem o núcleo de inserção; os itens C detalham o método e podem ser incluídos conforme o espaço e a discussão da subseção. A numeração final do capítulo será definida na consolidação.</w:t>
+        <w:t>A coluna de aplicação distingue conversão principal, tratamento, avaliação, fundamentação, ilustrações e cenários. N e C indicam onde a relação foi registrada e não separam modelos físicos de cenários. Cada símbolo recebe descrição e unidade na própria linha; 1 indica adimensional.</w:t>
+      </w:r>
+    </w:p>
+    <w:p>
+      <w:r>
+        <w:t>O modelo A converte POA medida e meteorologia local por atenuação assumida, Faiman, CEC de diodo único, perdas CC, inversor PVWatts e perdas CA. A transposição exploratória, a aproximação CC PVWatts, o ajuste empírico e o balanço BIPV são identificados em suas respectivas aplicações.</w:t>
       </w:r>
     </w:p>
     <w:tbl>
@@ -70,6 +75,7 @@
           </w:tcPr>
           <w:p>
             <w:pPr>
+              <w:keepNext/>
               <w:spacing w:after="40" w:before="0" w:line="240" w:lineRule="auto"/>
               <w:ind w:firstLine="0"/>
             </w:pPr>
@@ -92,6 +98,7 @@
           </w:tcPr>
           <w:p>
             <w:pPr>
+              <w:keepNext/>
               <w:spacing w:after="40" w:before="0" w:line="240" w:lineRule="auto"/>
               <w:ind w:firstLine="0"/>
               <w:jc w:val="center"/>
@@ -103,7 +110,7 @@
                 <w:color w:val="000000"/>
                 <w:sz w:val="24"/>
               </w:rPr>
-              <w:t>Núcleo N</w:t>
+              <w:t>Notebook N</w:t>
             </w:r>
           </w:p>
         </w:tc>
@@ -115,6 +122,7 @@
           </w:tcPr>
           <w:p>
             <w:pPr>
+              <w:keepNext/>
               <w:spacing w:after="40" w:before="0" w:line="240" w:lineRule="auto"/>
               <w:ind w:firstLine="0"/>
               <w:jc w:val="center"/>
@@ -126,7 +134,7 @@
                 <w:color w:val="000000"/>
                 <w:sz w:val="24"/>
               </w:rPr>
-              <w:t>Apoio C</w:t>
+              <w:t>Código C</w:t>
             </w:r>
           </w:p>
         </w:tc>
@@ -138,6 +146,7 @@
           </w:tcPr>
           <w:p>
             <w:pPr>
+              <w:keepNext/>
               <w:spacing w:after="40" w:before="0" w:line="240" w:lineRule="auto"/>
               <w:ind w:firstLine="0"/>
               <w:jc w:val="center"/>
@@ -258,6 +267,9 @@
       </w:r>
     </w:p>
     <w:p>
+      <w:pPr>
+        <w:keepNext/>
+      </w:pPr>
       <w:r>
         <w:t>Distribuição por subseção: 4.1 com 3 relações; 4.2 com 3 relações; 4.3 com 3 relações; 4.4 com 10 relações; 4.5 com 11 relações.</w:t>
       </w:r>
@@ -302,6 +314,7 @@
           </w:tcPr>
           <w:p>
             <w:pPr>
+              <w:keepNext/>
               <w:spacing w:after="40" w:before="0" w:line="240" w:lineRule="auto"/>
               <w:ind w:firstLine="0"/>
             </w:pPr>
@@ -324,6 +337,7 @@
           </w:tcPr>
           <w:p>
             <w:pPr>
+              <w:keepNext/>
               <w:spacing w:after="40" w:before="0" w:line="240" w:lineRule="auto"/>
               <w:ind w:firstLine="0"/>
             </w:pPr>
@@ -346,6 +360,7 @@
           </w:tcPr>
           <w:p>
             <w:pPr>
+              <w:keepNext/>
               <w:spacing w:after="40" w:before="0" w:line="240" w:lineRule="auto"/>
               <w:ind w:firstLine="0"/>
             </w:pPr>
@@ -356,7 +371,7 @@
                 <w:color w:val="000000"/>
                 <w:sz w:val="24"/>
               </w:rPr>
-              <w:t>Função e símbolos</w:t>
+              <w:t>Função e símbolos com unidades</w:t>
             </w:r>
           </w:p>
         </w:tc>
@@ -368,6 +383,7 @@
           </w:tcPr>
           <w:p>
             <w:pPr>
+              <w:keepNext/>
               <w:spacing w:after="40" w:before="0" w:line="240" w:lineRule="auto"/>
               <w:ind w:firstLine="0"/>
             </w:pPr>
@@ -378,7 +394,7 @@
                 <w:color w:val="000000"/>
                 <w:sz w:val="24"/>
               </w:rPr>
-              <w:t>Origem e uso</w:t>
+              <w:t>Registro e aplicação</w:t>
             </w:r>
           </w:p>
         </w:tc>
@@ -568,7 +584,7 @@
                 <w:color w:val="000000"/>
                 <w:sz w:val="24"/>
               </w:rPr>
-              <w:t>Ej energias na mesma máscara temporal em kWh.</w:t>
+              <w:t>ΔEj: variação de energia entre estágios consecutivos [kWh]; Ej: energia do estágio j na máscara pareada [kWh]; Ej+1: energia do estágio seguinte na mesma máscara [kWh]; j: índice do estágio da cadeia de energia [1 (índice)].</w:t>
             </w:r>
           </w:p>
         </w:tc>
@@ -588,8 +604,22 @@
                 <w:color w:val="000000"/>
                 <w:sz w:val="24"/>
               </w:rPr>
-              <w:t>N Núcleo do notebook</w:t>
+              <w:t>N Fórmula no notebook</w:t>
               <w:br/>
+              <w:t>Indicadores e avaliação do modelo</w:t>
+            </w:r>
+          </w:p>
+          <w:p>
+            <w:pPr>
+              <w:spacing w:after="40" w:before="0" w:line="240" w:lineRule="auto"/>
+              <w:ind w:firstLine="0"/>
+            </w:pPr>
+            <w:r>
+              <w:rPr>
+                <w:rFonts w:ascii="Times New Roman" w:hAnsi="Times New Roman"/>
+                <w:color w:val="000000"/>
+                <w:sz w:val="24"/>
+              </w:rPr>
               <w:t>R08, R11, R12, R25</w:t>
             </w:r>
           </w:p>
@@ -834,7 +864,7 @@
                 <w:color w:val="000000"/>
                 <w:sz w:val="24"/>
               </w:rPr>
-              <w:t>Mesmos estágios e intervalos; podem ocorrer ganhos sob frio.</w:t>
+              <w:t>ΔEj: variação de energia entre estágios consecutivos [kWh]; E1: energia do primeiro estágio; referência linear STC [kWh]; Efinal: energia CA final do último estágio [kWh]; j: índice do estágio da cadeia de energia [1 (índice)].</w:t>
             </w:r>
           </w:p>
         </w:tc>
@@ -854,8 +884,22 @@
                 <w:color w:val="000000"/>
                 <w:sz w:val="24"/>
               </w:rPr>
-              <w:t>N Núcleo do notebook</w:t>
+              <w:t>N Fórmula no notebook</w:t>
               <w:br/>
+              <w:t>Indicadores e avaliação do modelo</w:t>
+            </w:r>
+          </w:p>
+          <w:p>
+            <w:pPr>
+              <w:spacing w:after="40" w:before="0" w:line="240" w:lineRule="auto"/>
+              <w:ind w:firstLine="0"/>
+            </w:pPr>
+            <w:r>
+              <w:rPr>
+                <w:rFonts w:ascii="Times New Roman" w:hAnsi="Times New Roman"/>
+                <w:color w:val="000000"/>
+                <w:sz w:val="24"/>
+              </w:rPr>
               <w:t>R08, R11, R12, R25</w:t>
             </w:r>
           </w:p>
@@ -1110,7 +1154,7 @@
                 <w:color w:val="000000"/>
                 <w:sz w:val="24"/>
               </w:rPr>
-              <w:t>P0 capacidade declarada; Gref igual a 1000 W/m²; potências na mesma unidade.</w:t>
+              <w:t>Plin: potência linear de referência STC do sistema [W]; P0: capacidade declarada; 893000 W na expressão de potência [W]; GPOA: irradiância no plano; medida no modelo principal [W/m²]; Gref: irradiância STC de referência; 1000 [W/m²].</w:t>
             </w:r>
           </w:p>
         </w:tc>
@@ -1130,8 +1174,22 @@
                 <w:color w:val="000000"/>
                 <w:sz w:val="24"/>
               </w:rPr>
-              <w:t>C Apoio do código</w:t>
+              <w:t>C Relação do código</w:t>
               <w:br/>
+              <w:t>Indicadores e avaliação do modelo</w:t>
+            </w:r>
+          </w:p>
+          <w:p>
+            <w:pPr>
+              <w:spacing w:after="40" w:before="0" w:line="240" w:lineRule="auto"/>
+              <w:ind w:firstLine="0"/>
+            </w:pPr>
+            <w:r>
+              <w:rPr>
+                <w:rFonts w:ascii="Times New Roman" w:hAnsi="Times New Roman"/>
+                <w:color w:val="000000"/>
+                <w:sz w:val="24"/>
+              </w:rPr>
               <w:t>R08, R11, R12, R25</w:t>
             </w:r>
           </w:p>
@@ -1344,7 +1402,7 @@
                 <w:color w:val="000000"/>
                 <w:sz w:val="24"/>
               </w:rPr>
-              <w:t>HPOA em kWh/m²; Gref igual a 1 kW/m²; Yr em h.</w:t>
+              <w:t>Yr: produtividade de referência ou HSP da janela [h]; HPOA: irradiação POA integrada na mesma janela [kWh/m²]; Gref: irradiância STC de referência; 1 [kW/m²].</w:t>
             </w:r>
           </w:p>
         </w:tc>
@@ -1364,8 +1422,22 @@
                 <w:color w:val="000000"/>
                 <w:sz w:val="24"/>
               </w:rPr>
-              <w:t>N Núcleo do notebook</w:t>
+              <w:t>N Fórmula no notebook</w:t>
               <w:br/>
+              <w:t>Indicadores e avaliação do modelo</w:t>
+            </w:r>
+          </w:p>
+          <w:p>
+            <w:pPr>
+              <w:spacing w:after="40" w:before="0" w:line="240" w:lineRule="auto"/>
+              <w:ind w:firstLine="0"/>
+            </w:pPr>
+            <w:r>
+              <w:rPr>
+                <w:rFonts w:ascii="Times New Roman" w:hAnsi="Times New Roman"/>
+                <w:color w:val="000000"/>
+                <w:sz w:val="24"/>
+              </w:rPr>
               <w:t>R12, R30</w:t>
             </w:r>
           </w:p>
@@ -1545,7 +1617,7 @@
                 <w:color w:val="000000"/>
                 <w:sz w:val="24"/>
               </w:rPr>
-              <w:t>EDC em kWh; P0 em kWp; Ya em kWh/kWp ou horas equivalentes.</w:t>
+              <w:t>Ya: produtividade CC modelada do arranjo [kWh/kWp (h equivalentes)]; EDC: energia CC líquida modelada na janela [kWh]; P0: capacidade nominal declarada do sistema; 893 [kWp].</w:t>
             </w:r>
           </w:p>
         </w:tc>
@@ -1565,8 +1637,22 @@
                 <w:color w:val="000000"/>
                 <w:sz w:val="24"/>
               </w:rPr>
-              <w:t>N Núcleo do notebook</w:t>
+              <w:t>N Fórmula no notebook</w:t>
               <w:br/>
+              <w:t>Indicadores e avaliação do modelo</w:t>
+            </w:r>
+          </w:p>
+          <w:p>
+            <w:pPr>
+              <w:spacing w:after="40" w:before="0" w:line="240" w:lineRule="auto"/>
+              <w:ind w:firstLine="0"/>
+            </w:pPr>
+            <w:r>
+              <w:rPr>
+                <w:rFonts w:ascii="Times New Roman" w:hAnsi="Times New Roman"/>
+                <w:color w:val="000000"/>
+                <w:sz w:val="24"/>
+              </w:rPr>
               <w:t>R12, R30</w:t>
             </w:r>
           </w:p>
@@ -1746,7 +1832,7 @@
                 <w:color w:val="000000"/>
                 <w:sz w:val="24"/>
               </w:rPr>
-              <w:t>EAC em kWh; P0 em kWp; Yf em kWh/kWp.</w:t>
+              <w:t>Yf: produtividade CA observada ou modelada, identificada [kWh/kWp (h equivalentes)]; EAC: energia CA observada ou modelada, identificada [kWh]; P0: capacidade nominal declarada do sistema; 893 [kWp].</w:t>
             </w:r>
           </w:p>
         </w:tc>
@@ -1766,8 +1852,22 @@
                 <w:color w:val="000000"/>
                 <w:sz w:val="24"/>
               </w:rPr>
-              <w:t>N Núcleo do notebook</w:t>
+              <w:t>N Fórmula no notebook</w:t>
               <w:br/>
+              <w:t>Indicadores e avaliação do modelo</w:t>
+            </w:r>
+          </w:p>
+          <w:p>
+            <w:pPr>
+              <w:spacing w:after="40" w:before="0" w:line="240" w:lineRule="auto"/>
+              <w:ind w:firstLine="0"/>
+            </w:pPr>
+            <w:r>
+              <w:rPr>
+                <w:rFonts w:ascii="Times New Roman" w:hAnsi="Times New Roman"/>
+                <w:color w:val="000000"/>
+                <w:sz w:val="24"/>
+              </w:rPr>
               <w:t>R12, R30</w:t>
             </w:r>
           </w:p>
@@ -1928,7 +2028,7 @@
                 <w:color w:val="000000"/>
                 <w:sz w:val="24"/>
               </w:rPr>
-              <w:t>PR adimensional; multiplicar por 100 quando apresentado em %.</w:t>
+              <w:t>PR: razão de desempenho na mesma janela [1 (adimensional)]; Yf: produtividade CA observada ou modelada, identificada [kWh/kWp (h equivalentes)]; Yr: produtividade de referência ou HSP da janela [h].</w:t>
             </w:r>
           </w:p>
         </w:tc>
@@ -1948,8 +2048,22 @@
                 <w:color w:val="000000"/>
                 <w:sz w:val="24"/>
               </w:rPr>
-              <w:t>N Núcleo do notebook</w:t>
+              <w:t>N Fórmula no notebook</w:t>
               <w:br/>
+              <w:t>Indicadores e avaliação do modelo</w:t>
+            </w:r>
+          </w:p>
+          <w:p>
+            <w:pPr>
+              <w:spacing w:after="40" w:before="0" w:line="240" w:lineRule="auto"/>
+              <w:ind w:firstLine="0"/>
+            </w:pPr>
+            <w:r>
+              <w:rPr>
+                <w:rFonts w:ascii="Times New Roman" w:hAnsi="Times New Roman"/>
+                <w:color w:val="000000"/>
+                <w:sz w:val="24"/>
+              </w:rPr>
               <w:t>R12, R30</w:t>
             </w:r>
           </w:p>
@@ -2116,7 +2230,7 @@
                 <w:color w:val="000000"/>
                 <w:sz w:val="24"/>
               </w:rPr>
-              <w:t>Lc em horas equivalentes.</w:t>
+              <w:t>Lc: perda de captura normalizada do modelo [h equivalentes]; Yr: produtividade de referência ou HSP da janela [h]; Ya: produtividade CC modelada do arranjo [kWh/kWp (h equivalentes)].</w:t>
             </w:r>
           </w:p>
         </w:tc>
@@ -2136,8 +2250,22 @@
                 <w:color w:val="000000"/>
                 <w:sz w:val="24"/>
               </w:rPr>
-              <w:t>N Núcleo do notebook</w:t>
+              <w:t>N Fórmula no notebook</w:t>
               <w:br/>
+              <w:t>Indicadores e avaliação do modelo</w:t>
+            </w:r>
+          </w:p>
+          <w:p>
+            <w:pPr>
+              <w:spacing w:after="40" w:before="0" w:line="240" w:lineRule="auto"/>
+              <w:ind w:firstLine="0"/>
+            </w:pPr>
+            <w:r>
+              <w:rPr>
+                <w:rFonts w:ascii="Times New Roman" w:hAnsi="Times New Roman"/>
+                <w:color w:val="000000"/>
+                <w:sz w:val="24"/>
+              </w:rPr>
               <w:t>R12, R30</w:t>
             </w:r>
           </w:p>
@@ -2304,7 +2432,7 @@
                 <w:color w:val="000000"/>
                 <w:sz w:val="24"/>
               </w:rPr>
-              <w:t>Ls em horas equivalentes.</w:t>
+              <w:t>Ls: perda de sistema normalizada do modelo [h equivalentes]; Ya: produtividade CC modelada do arranjo [kWh/kWp (h equivalentes)]; Yf: produtividade CA observada ou modelada, identificada [kWh/kWp (h equivalentes)].</w:t>
             </w:r>
           </w:p>
         </w:tc>
@@ -2324,8 +2452,22 @@
                 <w:color w:val="000000"/>
                 <w:sz w:val="24"/>
               </w:rPr>
-              <w:t>N Núcleo do notebook</w:t>
+              <w:t>N Fórmula no notebook</w:t>
               <w:br/>
+              <w:t>Indicadores e avaliação do modelo</w:t>
+            </w:r>
+          </w:p>
+          <w:p>
+            <w:pPr>
+              <w:spacing w:after="40" w:before="0" w:line="240" w:lineRule="auto"/>
+              <w:ind w:firstLine="0"/>
+            </w:pPr>
+            <w:r>
+              <w:rPr>
+                <w:rFonts w:ascii="Times New Roman" w:hAnsi="Times New Roman"/>
+                <w:color w:val="000000"/>
+                <w:sz w:val="24"/>
+              </w:rPr>
               <w:t>R12, R30</w:t>
             </w:r>
           </w:p>
@@ -2492,7 +2634,7 @@
                 <w:color w:val="000000"/>
                 <w:sz w:val="24"/>
               </w:rPr>
-              <w:t>pi potência simulada; yi observada; ambas em kW.</w:t>
+              <w:t>ei: resíduo simulado menos observado no intervalo [kW]; pi: potência CA final simulada no intervalo [kW]; yi: potência CA observada no medidor no intervalo [kW]; i: índice do intervalo ou da observação na janela [1 (índice)].</w:t>
             </w:r>
           </w:p>
         </w:tc>
@@ -2512,8 +2654,22 @@
                 <w:color w:val="000000"/>
                 <w:sz w:val="24"/>
               </w:rPr>
-              <w:t>C Apoio do código</w:t>
+              <w:t>C Relação do código</w:t>
               <w:br/>
+              <w:t>Indicadores e avaliação do modelo</w:t>
+            </w:r>
+          </w:p>
+          <w:p>
+            <w:pPr>
+              <w:spacing w:after="40" w:before="0" w:line="240" w:lineRule="auto"/>
+              <w:ind w:firstLine="0"/>
+            </w:pPr>
+            <w:r>
+              <w:rPr>
+                <w:rFonts w:ascii="Times New Roman" w:hAnsi="Times New Roman"/>
+                <w:color w:val="000000"/>
+                <w:sz w:val="24"/>
+              </w:rPr>
               <w:t>R27, R25</w:t>
             </w:r>
           </w:p>
@@ -2719,7 +2875,7 @@
                 <w:color w:val="000000"/>
                 <w:sz w:val="24"/>
               </w:rPr>
-              <w:t>n pares válidos; MBE em kW.</w:t>
+              <w:t>MBE: erro médio de viés [kW]; n: número de pares válidos usados na métrica [1 (contagem)]; ei: resíduo simulado menos observado no intervalo [kW]; i: índice do intervalo ou da observação na janela [1 (índice)].</w:t>
             </w:r>
           </w:p>
         </w:tc>
@@ -2739,8 +2895,22 @@
                 <w:color w:val="000000"/>
                 <w:sz w:val="24"/>
               </w:rPr>
-              <w:t>N Núcleo do notebook</w:t>
+              <w:t>N Fórmula no notebook</w:t>
               <w:br/>
+              <w:t>Indicadores e avaliação do modelo</w:t>
+            </w:r>
+          </w:p>
+          <w:p>
+            <w:pPr>
+              <w:spacing w:after="40" w:before="0" w:line="240" w:lineRule="auto"/>
+              <w:ind w:firstLine="0"/>
+            </w:pPr>
+            <w:r>
+              <w:rPr>
+                <w:rFonts w:ascii="Times New Roman" w:hAnsi="Times New Roman"/>
+                <w:color w:val="000000"/>
+                <w:sz w:val="24"/>
+              </w:rPr>
               <w:t>R27, R25</w:t>
             </w:r>
           </w:p>
@@ -2882,36 +3052,46 @@
                   </m:r>
                 </m:sup>
                 <m:e>
-                  <m:d>
-                    <m:dPr>
-                      <m:begChr m:val="|"/>
-                      <m:endChr m:val="|"/>
-                      <m:sepChr m:val=""/>
-                      <m:grow/>
-                    </m:dPr>
+                  <m:r>
+                    <w:rPr>
+                      <w:rFonts w:ascii="Cambria Math" w:hAnsi="Cambria Math"/>
+                      <w:sz w:val="26"/>
+                    </w:rPr>
+                    <m:rPr>
+                      <m:sty m:val="p"/>
+                    </m:rPr>
+                    <m:t>|</m:t>
+                  </m:r>
+                  <m:sSub>
                     <m:e>
-                      <m:sSub>
-                        <m:e>
-                          <m:r>
-                            <w:rPr>
-                              <w:rFonts w:ascii="Cambria Math" w:hAnsi="Cambria Math"/>
-                              <w:sz w:val="26"/>
-                            </w:rPr>
-                            <m:t>e</m:t>
-                          </m:r>
-                        </m:e>
-                        <m:sub>
-                          <m:r>
-                            <w:rPr>
-                              <w:rFonts w:ascii="Cambria Math" w:hAnsi="Cambria Math"/>
-                              <w:sz w:val="26"/>
-                            </w:rPr>
-                            <m:t>i</m:t>
-                          </m:r>
-                        </m:sub>
-                      </m:sSub>
+                      <m:r>
+                        <w:rPr>
+                          <w:rFonts w:ascii="Cambria Math" w:hAnsi="Cambria Math"/>
+                          <w:sz w:val="26"/>
+                        </w:rPr>
+                        <m:t>e</m:t>
+                      </m:r>
                     </m:e>
-                  </m:d>
+                    <m:sub>
+                      <m:r>
+                        <w:rPr>
+                          <w:rFonts w:ascii="Cambria Math" w:hAnsi="Cambria Math"/>
+                          <w:sz w:val="26"/>
+                        </w:rPr>
+                        <m:t>i</m:t>
+                      </m:r>
+                    </m:sub>
+                  </m:sSub>
+                  <m:r>
+                    <w:rPr>
+                      <w:rFonts w:ascii="Cambria Math" w:hAnsi="Cambria Math"/>
+                      <w:sz w:val="26"/>
+                    </w:rPr>
+                    <m:rPr>
+                      <m:sty m:val="p"/>
+                    </m:rPr>
+                    <m:t>|</m:t>
+                  </m:r>
                 </m:e>
               </m:nary>
             </m:oMath>
@@ -2956,7 +3136,7 @@
                 <w:color w:val="000000"/>
                 <w:sz w:val="24"/>
               </w:rPr>
-              <w:t>MAE em kW.</w:t>
+              <w:t>MAE: erro absoluto médio [kW]; n: número de pares válidos usados na métrica [1 (contagem)]; ei: resíduo simulado menos observado no intervalo [kW]; i: índice do intervalo ou da observação na janela [1 (índice)].</w:t>
             </w:r>
           </w:p>
         </w:tc>
@@ -2976,8 +3156,22 @@
                 <w:color w:val="000000"/>
                 <w:sz w:val="24"/>
               </w:rPr>
-              <w:t>N Núcleo do notebook</w:t>
+              <w:t>N Fórmula no notebook</w:t>
               <w:br/>
+              <w:t>Indicadores e avaliação do modelo</w:t>
+            </w:r>
+          </w:p>
+          <w:p>
+            <w:pPr>
+              <w:spacing w:after="40" w:before="0" w:line="240" w:lineRule="auto"/>
+              <w:ind w:firstLine="0"/>
+            </w:pPr>
+            <w:r>
+              <w:rPr>
+                <w:rFonts w:ascii="Times New Roman" w:hAnsi="Times New Roman"/>
+                <w:color w:val="000000"/>
+                <w:sz w:val="24"/>
+              </w:rPr>
               <w:t>R27, R25</w:t>
             </w:r>
           </w:p>
@@ -3207,7 +3401,7 @@
                 <w:color w:val="000000"/>
                 <w:sz w:val="24"/>
               </w:rPr>
-              <w:t>RMSE em kW.</w:t>
+              <w:t>RMSE: raiz do erro quadrático médio [kW]; n: número de pares válidos usados na métrica [1 (contagem)]; ei: resíduo simulado menos observado no intervalo [kW]; i: índice do intervalo ou da observação na janela [1 (índice)].</w:t>
             </w:r>
           </w:p>
         </w:tc>
@@ -3227,8 +3421,22 @@
                 <w:color w:val="000000"/>
                 <w:sz w:val="24"/>
               </w:rPr>
-              <w:t>N Núcleo do notebook</w:t>
+              <w:t>N Fórmula no notebook</w:t>
               <w:br/>
+              <w:t>Indicadores e avaliação do modelo</w:t>
+            </w:r>
+          </w:p>
+          <w:p>
+            <w:pPr>
+              <w:spacing w:after="40" w:before="0" w:line="240" w:lineRule="auto"/>
+              <w:ind w:firstLine="0"/>
+            </w:pPr>
+            <w:r>
+              <w:rPr>
+                <w:rFonts w:ascii="Times New Roman" w:hAnsi="Times New Roman"/>
+                <w:color w:val="000000"/>
+                <w:sz w:val="24"/>
+              </w:rPr>
               <w:t>R27, R25</w:t>
             </w:r>
           </w:p>
@@ -3404,7 +3612,7 @@
                 <w:color w:val="000000"/>
                 <w:sz w:val="24"/>
               </w:rPr>
-              <w:t>nMBE em %; média observada não nula.</w:t>
+              <w:t>nMBE: viés normalizado pela média observada [%]; MBE: erro médio de viés [kW]; ȳ: média das potências CA observadas pareadas [kW].</w:t>
             </w:r>
           </w:p>
         </w:tc>
@@ -3424,8 +3632,22 @@
                 <w:color w:val="000000"/>
                 <w:sz w:val="24"/>
               </w:rPr>
-              <w:t>C Apoio do código</w:t>
+              <w:t>C Relação do código</w:t>
               <w:br/>
+              <w:t>Indicadores e avaliação do modelo</w:t>
+            </w:r>
+          </w:p>
+          <w:p>
+            <w:pPr>
+              <w:spacing w:after="40" w:before="0" w:line="240" w:lineRule="auto"/>
+              <w:ind w:firstLine="0"/>
+            </w:pPr>
+            <w:r>
+              <w:rPr>
+                <w:rFonts w:ascii="Times New Roman" w:hAnsi="Times New Roman"/>
+                <w:color w:val="000000"/>
+                <w:sz w:val="24"/>
+              </w:rPr>
               <w:t>R27, R25</w:t>
             </w:r>
           </w:p>
@@ -3615,7 +3837,7 @@
                 <w:color w:val="000000"/>
                 <w:sz w:val="24"/>
               </w:rPr>
-              <w:t>nRMSE em %; não usar potência nominal como denominador neste projeto.</w:t>
+              <w:t>nRMSE: RMSE normalizado pela média observada [%]; RMSE: raiz do erro quadrático médio [kW]; ȳ: média das potências CA observadas pareadas [kW].</w:t>
             </w:r>
           </w:p>
         </w:tc>
@@ -3635,8 +3857,22 @@
                 <w:color w:val="000000"/>
                 <w:sz w:val="24"/>
               </w:rPr>
-              <w:t>C Apoio do código</w:t>
+              <w:t>C Relação do código</w:t>
               <w:br/>
+              <w:t>Indicadores e avaliação do modelo</w:t>
+            </w:r>
+          </w:p>
+          <w:p>
+            <w:pPr>
+              <w:spacing w:after="40" w:before="0" w:line="240" w:lineRule="auto"/>
+              <w:ind w:firstLine="0"/>
+            </w:pPr>
+            <w:r>
+              <w:rPr>
+                <w:rFonts w:ascii="Times New Roman" w:hAnsi="Times New Roman"/>
+                <w:color w:val="000000"/>
+                <w:sz w:val="24"/>
+              </w:rPr>
               <w:t>R27, R25</w:t>
             </w:r>
           </w:p>
@@ -4083,7 +4319,7 @@
                 <w:color w:val="000000"/>
                 <w:sz w:val="24"/>
               </w:rPr>
-              <w:t>r adimensional; requer variância positiva nas duas séries.</w:t>
+              <w:t>r: coeficiente de correlação de Pearson [1 (adimensional)]; yi: potência CA observada no medidor no intervalo [kW]; ȳ: média das potências CA observadas pareadas [kW]; pi: potência CA final simulada no intervalo [kW]; p̄: média das potências CA simuladas pareadas [kW]; i: índice do intervalo ou da observação na janela [1 (índice)].</w:t>
             </w:r>
           </w:p>
         </w:tc>
@@ -4103,8 +4339,22 @@
                 <w:color w:val="000000"/>
                 <w:sz w:val="24"/>
               </w:rPr>
-              <w:t>C Apoio do código</w:t>
+              <w:t>C Relação do código</w:t>
               <w:br/>
+              <w:t>Indicadores e avaliação do modelo</w:t>
+            </w:r>
+          </w:p>
+          <w:p>
+            <w:pPr>
+              <w:spacing w:after="40" w:before="0" w:line="240" w:lineRule="auto"/>
+              <w:ind w:firstLine="0"/>
+            </w:pPr>
+            <w:r>
+              <w:rPr>
+                <w:rFonts w:ascii="Times New Roman" w:hAnsi="Times New Roman"/>
+                <w:color w:val="000000"/>
+                <w:sz w:val="24"/>
+              </w:rPr>
               <w:t>R27, R25</w:t>
             </w:r>
           </w:p>
@@ -4363,7 +4613,7 @@
                 <w:color w:val="000000"/>
                 <w:sz w:val="24"/>
               </w:rPr>
-              <w:t>R² adimensional; denominador positivo.</w:t>
+              <w:t>R²: coeficiente de determinação definido por 1−SSE/SST [1 (adimensional)]; ei: resíduo simulado menos observado no intervalo [kW]; yi: potência CA observada no medidor no intervalo [kW]; ȳ: média das potências CA observadas pareadas [kW]; i: índice do intervalo ou da observação na janela [1 (índice)].</w:t>
             </w:r>
           </w:p>
         </w:tc>
@@ -4383,8 +4633,22 @@
                 <w:color w:val="000000"/>
                 <w:sz w:val="24"/>
               </w:rPr>
-              <w:t>N Núcleo do notebook</w:t>
+              <w:t>N Fórmula no notebook</w:t>
               <w:br/>
+              <w:t>Indicadores e avaliação do modelo</w:t>
+            </w:r>
+          </w:p>
+          <w:p>
+            <w:pPr>
+              <w:spacing w:after="40" w:before="0" w:line="240" w:lineRule="auto"/>
+              <w:ind w:firstLine="0"/>
+            </w:pPr>
+            <w:r>
+              <w:rPr>
+                <w:rFonts w:ascii="Times New Roman" w:hAnsi="Times New Roman"/>
+                <w:color w:val="000000"/>
+                <w:sz w:val="24"/>
+              </w:rPr>
               <w:t>R27, R25</w:t>
             </w:r>
           </w:p>
@@ -4742,7 +5006,7 @@
                 <w:color w:val="000000"/>
                 <w:sz w:val="24"/>
               </w:rPr>
-              <w:t>k adimensional; pi e yi na mesma unidade.</w:t>
+              <w:t>k: fator empírico ajustado somente com abril [1 (adimensional)]; pi: potência CA final simulada no intervalo [kW]; yi: potência CA observada no medidor no intervalo [kW]; i: índice do intervalo ou da observação na janela [1 (índice)].</w:t>
             </w:r>
           </w:p>
         </w:tc>
@@ -4762,8 +5026,9 @@
                 <w:color w:val="000000"/>
                 <w:sz w:val="24"/>
               </w:rPr>
-              <w:t>C Apoio do código</w:t>
+              <w:t>C Relação do código</w:t>
               <w:br/>
+              <w:t>Ajuste empírico separado</w:t>
             </w:r>
           </w:p>
         </w:tc>
@@ -4938,7 +5203,7 @@
                 <w:color w:val="000000"/>
                 <w:sz w:val="24"/>
               </w:rPr>
-              <w:t>Potências na mesma unidade; k fixado no mês de ajuste.</w:t>
+              <w:t>pi,emp: potência simulada após fator empírico de abril [kW]; k: fator empírico ajustado somente com abril [1 (adimensional)]; pi: potência CA final simulada no intervalo [kW]; i: índice do intervalo ou da observação na janela [1 (índice)].</w:t>
             </w:r>
           </w:p>
         </w:tc>
@@ -4958,8 +5223,9 @@
                 <w:color w:val="000000"/>
                 <w:sz w:val="24"/>
               </w:rPr>
-              <w:t>C Apoio do código</w:t>
+              <w:t>C Relação do código</w:t>
               <w:br/>
+              <w:t>Ajuste empírico separado</w:t>
             </w:r>
           </w:p>
         </w:tc>
@@ -5129,7 +5395,7 @@
                 <w:color w:val="000000"/>
                 <w:sz w:val="24"/>
               </w:rPr>
-              <w:t>α absortância; ρs refletância; τs transmitância solar; frações.</w:t>
+              <w:t>α: absortância solar assumida do elemento BIPV [1 (adimensional)]; ρs: refletância solar assumida do elemento BIPV [1 (adimensional)]; τs: transmitância solar assumida, distinta da visível [1 (adimensional)].</w:t>
             </w:r>
           </w:p>
         </w:tc>
@@ -5149,8 +5415,22 @@
                 <w:color w:val="000000"/>
                 <w:sz w:val="24"/>
               </w:rPr>
-              <w:t>C Apoio do código</w:t>
+              <w:t>C Relação do código</w:t>
               <w:br/>
+              <w:t>Balanço BIPV hipotético</w:t>
+            </w:r>
+          </w:p>
+          <w:p>
+            <w:pPr>
+              <w:spacing w:after="40" w:before="0" w:line="240" w:lineRule="auto"/>
+              <w:ind w:firstLine="0"/>
+            </w:pPr>
+            <w:r>
+              <w:rPr>
+                <w:rFonts w:ascii="Times New Roman" w:hAnsi="Times New Roman"/>
+                <w:color w:val="000000"/>
+                <w:sz w:val="24"/>
+              </w:rPr>
               <w:t>R14, R19, R20</w:t>
             </w:r>
           </w:p>
@@ -5304,7 +5584,7 @@
                 <w:color w:val="000000"/>
                 <w:sz w:val="24"/>
               </w:rPr>
-              <w:t>G em W/m²; A em m²; Pinc em W.</w:t>
+              <w:t>Pinc: potência solar incidente no elemento BIPV [W]; G: irradiância transposta no plano BIPV hipotético [W/m²]; A: área do elemento BIPV assumido; 100 [m²].</w:t>
             </w:r>
           </w:p>
         </w:tc>
@@ -5324,8 +5604,22 @@
                 <w:color w:val="000000"/>
                 <w:sz w:val="24"/>
               </w:rPr>
-              <w:t>C Apoio do código</w:t>
+              <w:t>C Relação do código</w:t>
               <w:br/>
+              <w:t>Balanço BIPV hipotético</w:t>
+            </w:r>
+          </w:p>
+          <w:p>
+            <w:pPr>
+              <w:spacing w:after="40" w:before="0" w:line="240" w:lineRule="auto"/>
+              <w:ind w:firstLine="0"/>
+            </w:pPr>
+            <w:r>
+              <w:rPr>
+                <w:rFonts w:ascii="Times New Roman" w:hAnsi="Times New Roman"/>
+                <w:color w:val="000000"/>
+                <w:sz w:val="24"/>
+              </w:rPr>
               <w:t>R14, R19, R20</w:t>
             </w:r>
           </w:p>
@@ -5499,7 +5793,7 @@
                 <w:color w:val="000000"/>
                 <w:sz w:val="24"/>
               </w:rPr>
-              <w:t>Pref em W.</w:t>
+              <w:t>Pref: potência solar refletida pelo elemento BIPV [W]; ρs: refletância solar assumida do elemento BIPV [1 (adimensional)]; G: irradiância transposta no plano BIPV hipotético [W/m²]; A: área do elemento BIPV assumido; 100 [m²].</w:t>
             </w:r>
           </w:p>
         </w:tc>
@@ -5519,8 +5813,22 @@
                 <w:color w:val="000000"/>
                 <w:sz w:val="24"/>
               </w:rPr>
-              <w:t>C Apoio do código</w:t>
+              <w:t>C Relação do código</w:t>
               <w:br/>
+              <w:t>Balanço BIPV hipotético</w:t>
+            </w:r>
+          </w:p>
+          <w:p>
+            <w:pPr>
+              <w:spacing w:after="40" w:before="0" w:line="240" w:lineRule="auto"/>
+              <w:ind w:firstLine="0"/>
+            </w:pPr>
+            <w:r>
+              <w:rPr>
+                <w:rFonts w:ascii="Times New Roman" w:hAnsi="Times New Roman"/>
+                <w:color w:val="000000"/>
+                <w:sz w:val="24"/>
+              </w:rPr>
               <w:t>R14, R19, R20</w:t>
             </w:r>
           </w:p>
@@ -5714,7 +6022,7 @@
                 <w:color w:val="000000"/>
                 <w:sz w:val="24"/>
               </w:rPr>
-              <w:t>Ptrans em W; τs solar difere da transmitância visível.</w:t>
+              <w:t>Ptrans: potência solar transmitida pelo elemento BIPV [W]; τs: transmitância solar assumida, distinta da visível [1 (adimensional)]; G: irradiância transposta no plano BIPV hipotético [W/m²]; A: área do elemento BIPV assumido; 100 [m²].</w:t>
             </w:r>
           </w:p>
         </w:tc>
@@ -5734,8 +6042,22 @@
                 <w:color w:val="000000"/>
                 <w:sz w:val="24"/>
               </w:rPr>
-              <w:t>C Apoio do código</w:t>
+              <w:t>C Relação do código</w:t>
               <w:br/>
+              <w:t>Balanço BIPV hipotético</w:t>
+            </w:r>
+          </w:p>
+          <w:p>
+            <w:pPr>
+              <w:spacing w:after="40" w:before="0" w:line="240" w:lineRule="auto"/>
+              <w:ind w:firstLine="0"/>
+            </w:pPr>
+            <w:r>
+              <w:rPr>
+                <w:rFonts w:ascii="Times New Roman" w:hAnsi="Times New Roman"/>
+                <w:color w:val="000000"/>
+                <w:sz w:val="24"/>
+              </w:rPr>
               <w:t>R14, R19, R20</w:t>
             </w:r>
           </w:p>
@@ -5827,25 +6149,132 @@
                 </m:rPr>
                 <m:t>max</m:t>
               </m:r>
+              <m:r>
+                <w:rPr>
+                  <w:rFonts w:ascii="Cambria Math" w:hAnsi="Cambria Math"/>
+                  <w:sz w:val="26"/>
+                </w:rPr>
+                <m:rPr>
+                  <m:sty m:val="p"/>
+                </m:rPr>
+                <m:t>[</m:t>
+              </m:r>
+              <m:sSub>
+                <m:e>
+                  <m:r>
+                    <w:rPr>
+                      <w:rFonts w:ascii="Cambria Math" w:hAnsi="Cambria Math"/>
+                      <w:sz w:val="26"/>
+                    </w:rPr>
+                    <m:t>η</m:t>
+                  </m:r>
+                </m:e>
+                <m:sub>
+                  <m:r>
+                    <w:rPr>
+                      <w:rFonts w:ascii="Cambria Math" w:hAnsi="Cambria Math"/>
+                      <w:sz w:val="26"/>
+                    </w:rPr>
+                    <m:rPr>
+                      <m:sty m:val="p"/>
+                    </m:rPr>
+                    <m:t>r</m:t>
+                  </m:r>
+                  <m:r>
+                    <w:rPr>
+                      <w:rFonts w:ascii="Cambria Math" w:hAnsi="Cambria Math"/>
+                      <w:sz w:val="26"/>
+                    </w:rPr>
+                    <m:rPr>
+                      <m:sty m:val="p"/>
+                    </m:rPr>
+                    <m:t>e</m:t>
+                  </m:r>
+                  <m:r>
+                    <w:rPr>
+                      <w:rFonts w:ascii="Cambria Math" w:hAnsi="Cambria Math"/>
+                      <w:sz w:val="26"/>
+                    </w:rPr>
+                    <m:rPr>
+                      <m:sty m:val="p"/>
+                    </m:rPr>
+                    <m:t>f</m:t>
+                  </m:r>
+                </m:sub>
+              </m:sSub>
               <m:d>
                 <m:dPr>
-                  <m:begChr m:val="["/>
-                  <m:endChr m:val="]"/>
+                  <m:begChr m:val="("/>
+                  <m:endChr m:val=")"/>
                   <m:sepChr m:val=""/>
                   <m:grow/>
                 </m:dPr>
                 <m:e>
-                  <m:sSub>
+                  <m:r>
+                    <w:rPr>
+                      <w:rFonts w:ascii="Cambria Math" w:hAnsi="Cambria Math"/>
+                      <w:sz w:val="26"/>
+                    </w:rPr>
+                    <m:t>1</m:t>
+                  </m:r>
+                  <m:r>
+                    <w:rPr>
+                      <w:rFonts w:ascii="Cambria Math" w:hAnsi="Cambria Math"/>
+                      <w:sz w:val="26"/>
+                    </w:rPr>
+                    <m:rPr>
+                      <m:sty m:val="p"/>
+                    </m:rPr>
+                    <m:t>+</m:t>
+                  </m:r>
+                  <m:r>
+                    <w:rPr>
+                      <w:rFonts w:ascii="Cambria Math" w:hAnsi="Cambria Math"/>
+                      <w:sz w:val="26"/>
+                    </w:rPr>
+                    <m:t>γ</m:t>
+                  </m:r>
+                  <m:d>
+                    <m:dPr>
+                      <m:begChr m:val="("/>
+                      <m:endChr m:val=")"/>
+                      <m:sepChr m:val=""/>
+                      <m:grow/>
+                    </m:dPr>
                     <m:e>
-                      <m:r>
-                        <w:rPr>
-                          <w:rFonts w:ascii="Cambria Math" w:hAnsi="Cambria Math"/>
-                          <w:sz w:val="26"/>
-                        </w:rPr>
-                        <m:t>η</m:t>
-                      </m:r>
-                    </m:e>
-                    <m:sub>
+                      <m:sSub>
+                        <m:e>
+                          <m:r>
+                            <w:rPr>
+                              <w:rFonts w:ascii="Cambria Math" w:hAnsi="Cambria Math"/>
+                              <w:sz w:val="26"/>
+                            </w:rPr>
+                            <m:t>T</m:t>
+                          </m:r>
+                        </m:e>
+                        <m:sub>
+                          <m:r>
+                            <w:rPr>
+                              <w:rFonts w:ascii="Cambria Math" w:hAnsi="Cambria Math"/>
+                              <w:sz w:val="26"/>
+                            </w:rPr>
+                            <m:rPr>
+                              <m:sty m:val="p"/>
+                            </m:rPr>
+                            <m:t>o</m:t>
+                          </m:r>
+                          <m:r>
+                            <w:rPr>
+                              <w:rFonts w:ascii="Cambria Math" w:hAnsi="Cambria Math"/>
+                              <w:sz w:val="26"/>
+                            </w:rPr>
+                            <m:rPr>
+                              <m:sty m:val="p"/>
+                            </m:rPr>
+                            <m:t>p</m:t>
+                          </m:r>
+                        </m:sub>
+                      </m:sSub>
                       <m:r>
                         <w:rPr>
                           <w:rFonts w:ascii="Cambria Math" w:hAnsi="Cambria Math"/>
@@ -5854,143 +6283,46 @@
                         <m:rPr>
                           <m:sty m:val="p"/>
                         </m:rPr>
-                        <m:t>r</m:t>
+                        <m:t>−</m:t>
                       </m:r>
                       <m:r>
                         <w:rPr>
                           <w:rFonts w:ascii="Cambria Math" w:hAnsi="Cambria Math"/>
                           <w:sz w:val="26"/>
                         </w:rPr>
-                        <m:rPr>
-                          <m:sty m:val="p"/>
-                        </m:rPr>
-                        <m:t>e</m:t>
+                        <m:t>25</m:t>
                       </m:r>
-                      <m:r>
-                        <w:rPr>
-                          <w:rFonts w:ascii="Cambria Math" w:hAnsi="Cambria Math"/>
-                          <w:sz w:val="26"/>
-                        </w:rPr>
-                        <m:rPr>
-                          <m:sty m:val="p"/>
-                        </m:rPr>
-                        <m:t>f</m:t>
-                      </m:r>
-                    </m:sub>
-                  </m:sSub>
-                  <m:d>
-                    <m:dPr>
-                      <m:begChr m:val="("/>
-                      <m:endChr m:val=")"/>
-                      <m:sepChr m:val=""/>
-                      <m:grow/>
-                    </m:dPr>
-                    <m:e>
-                      <m:r>
-                        <w:rPr>
-                          <w:rFonts w:ascii="Cambria Math" w:hAnsi="Cambria Math"/>
-                          <w:sz w:val="26"/>
-                        </w:rPr>
-                        <m:t>1</m:t>
-                      </m:r>
-                      <m:r>
-                        <w:rPr>
-                          <w:rFonts w:ascii="Cambria Math" w:hAnsi="Cambria Math"/>
-                          <w:sz w:val="26"/>
-                        </w:rPr>
-                        <m:rPr>
-                          <m:sty m:val="p"/>
-                        </m:rPr>
-                        <m:t>+</m:t>
-                      </m:r>
-                      <m:r>
-                        <w:rPr>
-                          <w:rFonts w:ascii="Cambria Math" w:hAnsi="Cambria Math"/>
-                          <w:sz w:val="26"/>
-                        </w:rPr>
-                        <m:t>γ</m:t>
-                      </m:r>
-                      <m:d>
-                        <m:dPr>
-                          <m:begChr m:val="("/>
-                          <m:endChr m:val=")"/>
-                          <m:sepChr m:val=""/>
-                          <m:grow/>
-                        </m:dPr>
-                        <m:e>
-                          <m:sSub>
-                            <m:e>
-                              <m:r>
-                                <w:rPr>
-                                  <w:rFonts w:ascii="Cambria Math" w:hAnsi="Cambria Math"/>
-                                  <w:sz w:val="26"/>
-                                </w:rPr>
-                                <m:t>T</m:t>
-                              </m:r>
-                            </m:e>
-                            <m:sub>
-                              <m:r>
-                                <w:rPr>
-                                  <w:rFonts w:ascii="Cambria Math" w:hAnsi="Cambria Math"/>
-                                  <w:sz w:val="26"/>
-                                </w:rPr>
-                                <m:rPr>
-                                  <m:sty m:val="p"/>
-                                </m:rPr>
-                                <m:t>o</m:t>
-                              </m:r>
-                              <m:r>
-                                <w:rPr>
-                                  <w:rFonts w:ascii="Cambria Math" w:hAnsi="Cambria Math"/>
-                                  <w:sz w:val="26"/>
-                                </w:rPr>
-                                <m:rPr>
-                                  <m:sty m:val="p"/>
-                                </m:rPr>
-                                <m:t>p</m:t>
-                              </m:r>
-                            </m:sub>
-                          </m:sSub>
-                          <m:r>
-                            <w:rPr>
-                              <w:rFonts w:ascii="Cambria Math" w:hAnsi="Cambria Math"/>
-                              <w:sz w:val="26"/>
-                            </w:rPr>
-                            <m:rPr>
-                              <m:sty m:val="p"/>
-                            </m:rPr>
-                            <m:t>−</m:t>
-                          </m:r>
-                          <m:r>
-                            <w:rPr>
-                              <w:rFonts w:ascii="Cambria Math" w:hAnsi="Cambria Math"/>
-                              <w:sz w:val="26"/>
-                            </w:rPr>
-                            <m:t>25</m:t>
-                          </m:r>
-                        </m:e>
-                      </m:d>
                     </m:e>
                   </m:d>
-                  <m:r>
-                    <w:rPr>
-                      <w:rFonts w:ascii="Cambria Math" w:hAnsi="Cambria Math"/>
-                      <w:sz w:val="26"/>
-                    </w:rPr>
-                    <m:rPr>
-                      <m:sty m:val="p"/>
-                    </m:rPr>
-                    <m:t>,</m:t>
-                  </m:r>
-                  <m:r>
-                    <w:rPr>
-                      <w:rFonts w:ascii="Cambria Math" w:hAnsi="Cambria Math"/>
-                      <w:sz w:val="26"/>
-                    </w:rPr>
-                    <m:t>0</m:t>
-                  </m:r>
                 </m:e>
               </m:d>
+              <m:r>
+                <w:rPr>
+                  <w:rFonts w:ascii="Cambria Math" w:hAnsi="Cambria Math"/>
+                  <w:sz w:val="26"/>
+                </w:rPr>
+                <m:rPr>
+                  <m:sty m:val="p"/>
+                </m:rPr>
+                <m:t>,</m:t>
+              </m:r>
+              <m:r>
+                <w:rPr>
+                  <w:rFonts w:ascii="Cambria Math" w:hAnsi="Cambria Math"/>
+                  <w:sz w:val="26"/>
+                </w:rPr>
+                <m:t>0</m:t>
+              </m:r>
+              <m:r>
+                <w:rPr>
+                  <w:rFonts w:ascii="Cambria Math" w:hAnsi="Cambria Math"/>
+                  <w:sz w:val="26"/>
+                </w:rPr>
+                <m:rPr>
+                  <m:sty m:val="p"/>
+                </m:rPr>
+                <m:t>]</m:t>
+              </m:r>
               <m:r>
                 <w:rPr>
                   <w:rFonts w:ascii="Cambria Math" w:hAnsi="Cambria Math"/>
@@ -6060,7 +6392,7 @@
                 <w:color w:val="000000"/>
                 <w:sz w:val="24"/>
               </w:rPr>
-              <w:t>ηref eficiência a 25 °C; γ em °C⁻¹.</w:t>
+              <w:t>η: eficiência elétrica instantânea do balanço BIPV [1 (adimensional)]; ηref: eficiência BIPV assumida a 25 °C; 0,10 [1 (adimensional)]; γ: coeficiente térmico BIPV assumido; −0,0044 [°C⁻¹]; Top: temperatura de Faiman do cenário BIPV [°C]; α: absortância solar assumida do elemento BIPV [1 (adimensional)].</w:t>
             </w:r>
           </w:p>
         </w:tc>
@@ -6080,8 +6412,22 @@
                 <w:color w:val="000000"/>
                 <w:sz w:val="24"/>
               </w:rPr>
-              <w:t>C Apoio do código</w:t>
+              <w:t>C Relação do código</w:t>
               <w:br/>
+              <w:t>Balanço BIPV hipotético</w:t>
+            </w:r>
+          </w:p>
+          <w:p>
+            <w:pPr>
+              <w:spacing w:after="40" w:before="0" w:line="240" w:lineRule="auto"/>
+              <w:ind w:firstLine="0"/>
+            </w:pPr>
+            <w:r>
+              <w:rPr>
+                <w:rFonts w:ascii="Times New Roman" w:hAnsi="Times New Roman"/>
+                <w:color w:val="000000"/>
+                <w:sz w:val="24"/>
+              </w:rPr>
               <w:t>R14, R19, R20</w:t>
             </w:r>
           </w:p>
@@ -6219,7 +6565,7 @@
                 <w:color w:val="000000"/>
                 <w:sz w:val="24"/>
               </w:rPr>
-              <w:t>η eficiência instantânea; Pe em W.</w:t>
+              <w:t>Pe: potência elétrica CC do elemento BIPV [W]; η: eficiência elétrica instantânea do balanço BIPV [1 (adimensional)]; G: irradiância transposta no plano BIPV hipotético [W/m²]; A: área do elemento BIPV assumido; 100 [m²].</w:t>
             </w:r>
           </w:p>
         </w:tc>
@@ -6239,8 +6585,22 @@
                 <w:color w:val="000000"/>
                 <w:sz w:val="24"/>
               </w:rPr>
-              <w:t>N Núcleo do notebook</w:t>
+              <w:t>N Fórmula no notebook</w:t>
               <w:br/>
+              <w:t>Balanço BIPV hipotético</w:t>
+            </w:r>
+          </w:p>
+          <w:p>
+            <w:pPr>
+              <w:spacing w:after="40" w:before="0" w:line="240" w:lineRule="auto"/>
+              <w:ind w:firstLine="0"/>
+            </w:pPr>
+            <w:r>
+              <w:rPr>
+                <w:rFonts w:ascii="Times New Roman" w:hAnsi="Times New Roman"/>
+                <w:color w:val="000000"/>
+                <w:sz w:val="24"/>
+              </w:rPr>
               <w:t>R14, R19, R20</w:t>
             </w:r>
           </w:p>
@@ -6428,7 +6788,7 @@
                 <w:color w:val="000000"/>
                 <w:sz w:val="24"/>
               </w:rPr>
-              <w:t>Qabs representa potência térmica em W apesar do símbolo Q.</w:t>
+              <w:t>Qabs: potência térmica absorvida após conversão elétrica [W]; α: absortância solar assumida do elemento BIPV [1 (adimensional)]; η: eficiência elétrica instantânea do balanço BIPV [1 (adimensional)]; G: irradiância transposta no plano BIPV hipotético [W/m²]; A: área do elemento BIPV assumido; 100 [m²].</w:t>
             </w:r>
           </w:p>
         </w:tc>
@@ -6448,8 +6808,22 @@
                 <w:color w:val="000000"/>
                 <w:sz w:val="24"/>
               </w:rPr>
-              <w:t>N Núcleo do notebook</w:t>
+              <w:t>N Fórmula no notebook</w:t>
               <w:br/>
+              <w:t>Balanço BIPV hipotético</w:t>
+            </w:r>
+          </w:p>
+          <w:p>
+            <w:pPr>
+              <w:spacing w:after="40" w:before="0" w:line="240" w:lineRule="auto"/>
+              <w:ind w:firstLine="0"/>
+            </w:pPr>
+            <w:r>
+              <w:rPr>
+                <w:rFonts w:ascii="Times New Roman" w:hAnsi="Times New Roman"/>
+                <w:color w:val="000000"/>
+                <w:sz w:val="24"/>
+              </w:rPr>
               <w:t>R14, R19, R20</w:t>
             </w:r>
           </w:p>
@@ -6692,7 +7066,7 @@
                 <w:color w:val="000000"/>
                 <w:sz w:val="24"/>
               </w:rPr>
-              <w:t>fin fração dirigida ao interior entre 0 e 1; Qout em W.</w:t>
+              <w:t>Qout: potência térmica absorvida dirigida ao exterior [W]; fin: fração do calor absorvido dirigida ao interior [1 (adimensional)]; Qabs: potência térmica absorvida após conversão elétrica [W].</w:t>
             </w:r>
           </w:p>
         </w:tc>
@@ -6712,8 +7086,22 @@
                 <w:color w:val="000000"/>
                 <w:sz w:val="24"/>
               </w:rPr>
-              <w:t>C Apoio do código</w:t>
+              <w:t>C Relação do código</w:t>
               <w:br/>
+              <w:t>Balanço BIPV hipotético</w:t>
+            </w:r>
+          </w:p>
+          <w:p>
+            <w:pPr>
+              <w:spacing w:after="40" w:before="0" w:line="240" w:lineRule="auto"/>
+              <w:ind w:firstLine="0"/>
+            </w:pPr>
+            <w:r>
+              <w:rPr>
+                <w:rFonts w:ascii="Times New Roman" w:hAnsi="Times New Roman"/>
+                <w:color w:val="000000"/>
+                <w:sz w:val="24"/>
+              </w:rPr>
               <w:t>R14, R19, R20</w:t>
             </w:r>
           </w:p>
@@ -6963,7 +7351,7 @@
                 <w:color w:val="000000"/>
                 <w:sz w:val="24"/>
               </w:rPr>
-              <w:t>Qin é potência em W; fin fração térmica interior.</w:t>
+              <w:t>Qin: ganho solar interior; transmissão mais calor absorvido [W]; τs: transmitância solar assumida, distinta da visível [1 (adimensional)]; G: irradiância transposta no plano BIPV hipotético [W/m²]; A: área do elemento BIPV assumido; 100 [m²]; fin: fração do calor absorvido dirigida ao interior [1 (adimensional)]; Qabs: potência térmica absorvida após conversão elétrica [W].</w:t>
             </w:r>
           </w:p>
         </w:tc>
@@ -6983,8 +7371,22 @@
                 <w:color w:val="000000"/>
                 <w:sz w:val="24"/>
               </w:rPr>
-              <w:t>N Núcleo do notebook</w:t>
+              <w:t>N Fórmula no notebook</w:t>
               <w:br/>
+              <w:t>Balanço BIPV hipotético</w:t>
+            </w:r>
+          </w:p>
+          <w:p>
+            <w:pPr>
+              <w:spacing w:after="40" w:before="0" w:line="240" w:lineRule="auto"/>
+              <w:ind w:firstLine="0"/>
+            </w:pPr>
+            <w:r>
+              <w:rPr>
+                <w:rFonts w:ascii="Times New Roman" w:hAnsi="Times New Roman"/>
+                <w:color w:val="000000"/>
+                <w:sz w:val="24"/>
+              </w:rPr>
               <w:t>R14, R19, R20</w:t>
             </w:r>
           </w:p>
@@ -7232,7 +7634,7 @@
                 <w:color w:val="000000"/>
                 <w:sz w:val="24"/>
               </w:rPr>
-              <w:t>SHGCeq adimensional; não equivale a certificação de produto.</w:t>
+              <w:t>SHGCeq: coeficiente equivalente do ganho solar simplificado [1 (adimensional)]; τs: transmitância solar assumida, distinta da visível [1 (adimensional)]; fin: fração do calor absorvido dirigida ao interior [1 (adimensional)]; α: absortância solar assumida do elemento BIPV [1 (adimensional)]; η: eficiência elétrica instantânea do balanço BIPV [1 (adimensional)].</w:t>
             </w:r>
           </w:p>
         </w:tc>
@@ -7252,8 +7654,22 @@
                 <w:color w:val="000000"/>
                 <w:sz w:val="24"/>
               </w:rPr>
-              <w:t>N Núcleo do notebook</w:t>
+              <w:t>N Fórmula no notebook</w:t>
               <w:br/>
+              <w:t>Balanço BIPV hipotético</w:t>
+            </w:r>
+          </w:p>
+          <w:p>
+            <w:pPr>
+              <w:spacing w:after="40" w:before="0" w:line="240" w:lineRule="auto"/>
+              <w:ind w:firstLine="0"/>
+            </w:pPr>
+            <w:r>
+              <w:rPr>
+                <w:rFonts w:ascii="Times New Roman" w:hAnsi="Times New Roman"/>
+                <w:color w:val="000000"/>
+                <w:sz w:val="24"/>
+              </w:rPr>
               <w:t>R14, R19, R20</w:t>
             </w:r>
           </w:p>
@@ -7678,7 +8094,7 @@
                 <w:color w:val="000000"/>
                 <w:sz w:val="24"/>
               </w:rPr>
-              <w:t>Todos os termos em W; o código testa o resíduo de fechamento.</w:t>
+              <w:t>Pinc: potência solar incidente no elemento BIPV [W]; Pref: potência solar refletida pelo elemento BIPV [W]; Ptrans: potência solar transmitida pelo elemento BIPV [W]; Pe: potência elétrica CC do elemento BIPV [W]; fin: fração do calor absorvido dirigida ao interior [1 (adimensional)]; Qabs: potência térmica absorvida após conversão elétrica [W]; Qout: potência térmica absorvida dirigida ao exterior [W].</w:t>
             </w:r>
           </w:p>
         </w:tc>
@@ -7698,8 +8114,22 @@
                 <w:color w:val="000000"/>
                 <w:sz w:val="24"/>
               </w:rPr>
-              <w:t>C Apoio do código</w:t>
+              <w:t>C Relação do código</w:t>
               <w:br/>
+              <w:t>Balanço BIPV hipotético</w:t>
+            </w:r>
+          </w:p>
+          <w:p>
+            <w:pPr>
+              <w:spacing w:after="40" w:before="0" w:line="240" w:lineRule="auto"/>
+              <w:ind w:firstLine="0"/>
+            </w:pPr>
+            <w:r>
+              <w:rPr>
+                <w:rFonts w:ascii="Times New Roman" w:hAnsi="Times New Roman"/>
+                <w:color w:val="000000"/>
+                <w:sz w:val="24"/>
+              </w:rPr>
               <w:t>R14, R19, R20</w:t>
             </w:r>
           </w:p>
@@ -7721,7 +8151,42 @@
     </w:p>
     <w:p>
       <w:r>
-        <w:t>Usar o mesmo plano, intervalo e máscara temporal nas comparações. G designa irradiância; H irradiação; P potência e E energia. As temperaturas são expressas em °C; diferenças de temperatura também podem ser expressas em K. Os ângulos devem seguir uma convenção única de azimute.</w:t>
+        <w:t>Usar o mesmo plano, intervalo e máscara temporal nas comparações. G designa irradiância; H irradiação; P potência e E energia. Cada linha define todas as variáveis da relação. i indexa intervalos ou observações; j indexa perdas ou estágios conforme a linha. As operações soma, produto, média, valor absoluto, mínimo e máximo não são novas variáveis.</w:t>
+      </w:r>
+    </w:p>
+    <w:p>
+      <w:r>
+        <w:t>Em E1.04, G em W/m² e Δt em h produzem H em Wh/m²; o código divide por 1000 para kWh/m². Em E3.18, P em kW produz E em kWh; o código converte suas séries W por /1000.</w:t>
+      </w:r>
+    </w:p>
+    <w:p>
+      <w:r>
+        <w:t>Em E3.06, 1000 representa Gref=1000 W/m² e 25 representa 25 °C. Em E4.24, 25 também representa 25 °C. Os coeficientes da curva E3.14 são adimensionais.</w:t>
+      </w:r>
+    </w:p>
+    <w:p>
+      <w:r>
+        <w:t>P0 é 893000 W em E4.03 e 893 kWp nos indicadores. Gref é 1000 W/m² na potência e 1 kW/m² na produtividade de referência.</w:t>
+      </w:r>
+    </w:p>
+    <w:p>
+      <w:r>
+        <w:t>ηref=0,9637 é referência da curva do inversor em E3.14; ηref=0,10 é hipótese de eficiência BIPV em E4.24. γ vem do módulo CEC em E3.06 e é assumido −0,0044 °C⁻¹ em E4.24.</w:t>
+      </w:r>
+    </w:p>
+    <w:p>
+      <w:r>
+        <w:t>Qabs, Qin e Qout no balanço BIPV designam potências em W. A integração dessas séries fornece energia; Q não representa joules nessas equações.</w:t>
+      </w:r>
+    </w:p>
+    <w:p>
+      <w:r>
+        <w:t>Nas métricas locais de potência, p, y e e estão em kW; metrics é genérica e conserva a unidade das séries recebidas. O ajuste k é calculado em W no código e é invariável sob conversão comum para kW.</w:t>
+      </w:r>
+    </w:p>
+    <w:p>
+      <w:r>
+        <w:t>Cada linha conta uma relação. Constantes e parâmetros não entram na contagem. Os itens N são o núcleo editorial já escrito e os C detalham o método; selecionar a inclusão conforme a discussão e o espaço. A numeração final do capítulo será definida na consolidação.</w:t>
       </w:r>
     </w:p>
     <w:p>
@@ -7764,7 +8229,7 @@
     </w:p>
     <w:p>
       <w:r>
-        <w:t>O núcleo N foi conferido nas 19 subseções do notebook e na matriz do capítulo da revisão 17ffe0eeb7d7. A fórmula repetida em 2.1 e 3.2 recebeu um só ID. Conversões de unidade, máscaras de qualidade e algoritmos internos de SPA, CEC e Perez–Driesse permanecem descritos no código e nas referências, sem numeração editorial adicional.</w:t>
+        <w:t>As fórmulas N foram conferidas nas 19 subseções do notebook e na matriz da revisão 17ffe0eeb7d7. Os algoritmos de SPA, CEC e Perez–Driesse, as conversões e os filtros estão no código. Citar as fontes R e explicitar as hipóteses na redação.</w:t>
       </w:r>
     </w:p>
     <w:p>
@@ -7775,11 +8240,6 @@
     <w:p>
       <w:r>
         <w:t>Inventário legível com localização e links: https://github.com/samuelasroma-byte/SPGER0046_Energias_Renovaveis/blob/main/docs/equacoes/README.md</w:t>
-      </w:r>
-    </w:p>
-    <w:p>
-      <w:r>
-        <w:t>Os códigos R identificam as fontes já catalogadas no projeto. As equações de apoio foram transcritas do código; para a redação científica, citar a fonte metodológica correspondente e explicitar as hipóteses do estudo.</w:t>
       </w:r>
     </w:p>
     <w:sectPr>

--- a/secoes/04_Desempenho_Perdas_Validacao/equacoes/Quadro_Equacoes_Secao_04.docx
+++ b/secoes/04_Desempenho_Perdas_Validacao/equacoes/Quadro_Equacoes_Secao_04.docx
@@ -254,7 +254,7 @@
     </w:tbl>
     <w:p>
       <w:r>
-        <w:t>A equação de Faiman possui um único ID E3.03 e local de inserção em 3.2. Em 2.1 fazer remissão a esse ID. No inventário geral os quatro quadros são reunidos para controle; cada Word de seção contém somente os itens que lhe pertencem.</w:t>
+        <w:t xml:space="preserve">O modelo de Faiman corresponde a E3.03, na subseção 3.2; a subseção 2.1 utiliza essa referência.</w:t>
       </w:r>
     </w:p>
     <w:p>
@@ -604,7 +604,7 @@
                 <w:color w:val="000000"/>
                 <w:sz w:val="24"/>
               </w:rPr>
-              <w:t>N Fórmula no notebook</w:t>
+              <w:t>N Fórmula do notebook</w:t>
               <w:br/>
               <w:t>Indicadores e avaliação do modelo</w:t>
             </w:r>
@@ -884,7 +884,7 @@
                 <w:color w:val="000000"/>
                 <w:sz w:val="24"/>
               </w:rPr>
-              <w:t>N Fórmula no notebook</w:t>
+              <w:t>N Fórmula do notebook</w:t>
               <w:br/>
               <w:t>Indicadores e avaliação do modelo</w:t>
             </w:r>
@@ -1422,7 +1422,7 @@
                 <w:color w:val="000000"/>
                 <w:sz w:val="24"/>
               </w:rPr>
-              <w:t>N Fórmula no notebook</w:t>
+              <w:t>N Fórmula do notebook</w:t>
               <w:br/>
               <w:t>Indicadores e avaliação do modelo</w:t>
             </w:r>
@@ -1637,7 +1637,7 @@
                 <w:color w:val="000000"/>
                 <w:sz w:val="24"/>
               </w:rPr>
-              <w:t>N Fórmula no notebook</w:t>
+              <w:t>N Fórmula do notebook</w:t>
               <w:br/>
               <w:t>Indicadores e avaliação do modelo</w:t>
             </w:r>
@@ -1852,7 +1852,7 @@
                 <w:color w:val="000000"/>
                 <w:sz w:val="24"/>
               </w:rPr>
-              <w:t>N Fórmula no notebook</w:t>
+              <w:t>N Fórmula do notebook</w:t>
               <w:br/>
               <w:t>Indicadores e avaliação do modelo</w:t>
             </w:r>
@@ -2048,7 +2048,7 @@
                 <w:color w:val="000000"/>
                 <w:sz w:val="24"/>
               </w:rPr>
-              <w:t>N Fórmula no notebook</w:t>
+              <w:t>N Fórmula do notebook</w:t>
               <w:br/>
               <w:t>Indicadores e avaliação do modelo</w:t>
             </w:r>
@@ -2250,7 +2250,7 @@
                 <w:color w:val="000000"/>
                 <w:sz w:val="24"/>
               </w:rPr>
-              <w:t>N Fórmula no notebook</w:t>
+              <w:t>N Fórmula do notebook</w:t>
               <w:br/>
               <w:t>Indicadores e avaliação do modelo</w:t>
             </w:r>
@@ -2452,7 +2452,7 @@
                 <w:color w:val="000000"/>
                 <w:sz w:val="24"/>
               </w:rPr>
-              <w:t>N Fórmula no notebook</w:t>
+              <w:t>N Fórmula do notebook</w:t>
               <w:br/>
               <w:t>Indicadores e avaliação do modelo</w:t>
             </w:r>
@@ -2895,7 +2895,7 @@
                 <w:color w:val="000000"/>
                 <w:sz w:val="24"/>
               </w:rPr>
-              <w:t>N Fórmula no notebook</w:t>
+              <w:t>N Fórmula do notebook</w:t>
               <w:br/>
               <w:t>Indicadores e avaliação do modelo</w:t>
             </w:r>
@@ -3156,7 +3156,7 @@
                 <w:color w:val="000000"/>
                 <w:sz w:val="24"/>
               </w:rPr>
-              <w:t>N Fórmula no notebook</w:t>
+              <w:t>N Fórmula do notebook</w:t>
               <w:br/>
               <w:t>Indicadores e avaliação do modelo</w:t>
             </w:r>
@@ -3421,7 +3421,7 @@
                 <w:color w:val="000000"/>
                 <w:sz w:val="24"/>
               </w:rPr>
-              <w:t>N Fórmula no notebook</w:t>
+              <w:t>N Fórmula do notebook</w:t>
               <w:br/>
               <w:t>Indicadores e avaliação do modelo</w:t>
             </w:r>
@@ -4633,7 +4633,7 @@
                 <w:color w:val="000000"/>
                 <w:sz w:val="24"/>
               </w:rPr>
-              <w:t>N Fórmula no notebook</w:t>
+              <w:t>N Fórmula do notebook</w:t>
               <w:br/>
               <w:t>Indicadores e avaliação do modelo</w:t>
             </w:r>
@@ -6585,7 +6585,7 @@
                 <w:color w:val="000000"/>
                 <w:sz w:val="24"/>
               </w:rPr>
-              <w:t>N Fórmula no notebook</w:t>
+              <w:t>N Fórmula do notebook</w:t>
               <w:br/>
               <w:t>Balanço BIPV hipotético</w:t>
             </w:r>
@@ -6808,7 +6808,7 @@
                 <w:color w:val="000000"/>
                 <w:sz w:val="24"/>
               </w:rPr>
-              <w:t>N Fórmula no notebook</w:t>
+              <w:t>N Fórmula do notebook</w:t>
               <w:br/>
               <w:t>Balanço BIPV hipotético</w:t>
             </w:r>
@@ -7371,7 +7371,7 @@
                 <w:color w:val="000000"/>
                 <w:sz w:val="24"/>
               </w:rPr>
-              <w:t>N Fórmula no notebook</w:t>
+              <w:t>N Fórmula do notebook</w:t>
               <w:br/>
               <w:t>Balanço BIPV hipotético</w:t>
             </w:r>
@@ -7654,7 +7654,7 @@
                 <w:color w:val="000000"/>
                 <w:sz w:val="24"/>
               </w:rPr>
-              <w:t>N Fórmula no notebook</w:t>
+              <w:t>N Fórmula do notebook</w:t>
               <w:br/>
               <w:t>Balanço BIPV hipotético</w:t>
             </w:r>
@@ -8186,7 +8186,7 @@
     </w:p>
     <w:p>
       <w:r>
-        <w:t>Cada linha conta uma relação. Constantes e parâmetros não entram na contagem. Os itens N são o núcleo editorial já escrito e os C detalham o método; selecionar a inclusão conforme a discussão e o espaço. A numeração final do capítulo será definida na consolidação.</w:t>
+        <w:t>Cada linha conta uma relação. Constantes e parâmetros não entram na contagem. N identifica relações do notebook e C, relações complementares do código; selecionar a inclusão conforme a discussão e o espaço. A numeração final do capítulo será definida na consolidação.</w:t>
       </w:r>
     </w:p>
     <w:p>
@@ -8229,7 +8229,7 @@
     </w:p>
     <w:p>
       <w:r>
-        <w:t>As fórmulas N foram conferidas nas 19 subseções do notebook e na matriz da revisão 17ffe0eeb7d7. Os algoritmos de SPA, CEC e Perez–Driesse, as conversões e os filtros estão no código. Citar as fontes R e explicitar as hipóteses na redação.</w:t>
+        <w:t>As fórmulas N correspondem às células de método das 19 subseções do notebook. Os algoritmos de SPA, CEC e Perez–Driesse, as conversões e os filtros estão no código. Citar as fontes R e explicitar as hipóteses na redação.</w:t>
       </w:r>
     </w:p>
     <w:p>
